--- a/docs/02-use-cases/Пользовательские сценарии GameStore.docx
+++ b/docs/02-use-cases/Пользовательские сценарии GameStore.docx
@@ -64,6 +64,10 @@
             <w:bottom w:w="0" w:type="dxa"/>
           </w:tblCellMar>
         </w:tblPrEx>
+        <w:trPr>
+          <w:cantSplit/>
+          <w:tblHeader w:val="true"/>
+        </w:trPr>
         <w:tc>
           <w:tcPr>
             <w:tcW w:w="2400" w:type="dxa"/>
@@ -102,6 +106,9 @@
             <w:bottom w:w="0" w:type="dxa"/>
           </w:tblCellMar>
         </w:tblPrEx>
+        <w:trPr>
+          <w:cantSplit/>
+        </w:trPr>
         <w:tc>
           <w:tcPr>
             <w:tcW w:w="2400" w:type="dxa"/>
@@ -140,6 +147,9 @@
             <w:bottom w:w="0" w:type="dxa"/>
           </w:tblCellMar>
         </w:tblPrEx>
+        <w:trPr>
+          <w:cantSplit/>
+        </w:trPr>
         <w:tc>
           <w:tcPr>
             <w:tcW w:w="2400" w:type="dxa"/>
@@ -178,6 +188,9 @@
             <w:bottom w:w="0" w:type="dxa"/>
           </w:tblCellMar>
         </w:tblPrEx>
+        <w:trPr>
+          <w:cantSplit/>
+        </w:trPr>
         <w:tc>
           <w:tcPr>
             <w:tcW w:w="2400" w:type="dxa"/>
@@ -216,6 +229,9 @@
             <w:bottom w:w="0" w:type="dxa"/>
           </w:tblCellMar>
         </w:tblPrEx>
+        <w:trPr>
+          <w:cantSplit/>
+        </w:trPr>
         <w:tc>
           <w:tcPr>
             <w:tcW w:w="2400" w:type="dxa"/>
@@ -254,6 +270,9 @@
             <w:bottom w:w="0" w:type="dxa"/>
           </w:tblCellMar>
         </w:tblPrEx>
+        <w:trPr>
+          <w:cantSplit/>
+        </w:trPr>
         <w:tc>
           <w:tcPr>
             <w:tcW w:w="2400" w:type="dxa"/>
@@ -292,6 +311,9 @@
             <w:bottom w:w="0" w:type="dxa"/>
           </w:tblCellMar>
         </w:tblPrEx>
+        <w:trPr>
+          <w:cantSplit/>
+        </w:trPr>
         <w:tc>
           <w:tcPr>
             <w:tcW w:w="2400" w:type="dxa"/>
@@ -330,6 +352,9 @@
             <w:bottom w:w="0" w:type="dxa"/>
           </w:tblCellMar>
         </w:tblPrEx>
+        <w:trPr>
+          <w:cantSplit/>
+        </w:trPr>
         <w:tc>
           <w:tcPr>
             <w:tcW w:w="2400" w:type="dxa"/>
@@ -368,6 +393,9 @@
             <w:bottom w:w="0" w:type="dxa"/>
           </w:tblCellMar>
         </w:tblPrEx>
+        <w:trPr>
+          <w:cantSplit/>
+        </w:trPr>
         <w:tc>
           <w:tcPr>
             <w:tcW w:w="2400" w:type="dxa"/>
@@ -406,6 +434,9 @@
             <w:bottom w:w="0" w:type="dxa"/>
           </w:tblCellMar>
         </w:tblPrEx>
+        <w:trPr>
+          <w:cantSplit/>
+        </w:trPr>
         <w:tc>
           <w:tcPr>
             <w:tcW w:w="2400" w:type="dxa"/>
@@ -432,18 +463,26 @@
           </w:tcPr>
           <w:p>
             <w:r>
-              <w:t>Пользователь должен понимать путь покупки без специального обучения.</w:t>
-            </w:r>
-          </w:p>
-        </w:tc>
-      </w:tr>
-      <w:tr>
-        <w:tblPrEx>
-          <w:tblCellMar>
-            <w:top w:w="0" w:type="dxa"/>
-            <w:bottom w:w="0" w:type="dxa"/>
-          </w:tblCellMar>
-        </w:tblPrEx>
+              <w:rPr>
+                <w:rFonts w:ascii="Times New Roman" w:hAnsi="Times New Roman" w:eastAsia="Times New Roman"/>
+                <w:color w:val="000000"/>
+                <w:sz w:val="20"/>
+              </w:rPr>
+              <w:t>Покупатель должен иметь возможность оформить заказ из корзины не более чем за 5 последовательных действий без обращения к инструкции.</w:t>
+            </w:r>
+          </w:p>
+        </w:tc>
+      </w:tr>
+      <w:tr>
+        <w:tblPrEx>
+          <w:tblCellMar>
+            <w:top w:w="0" w:type="dxa"/>
+            <w:bottom w:w="0" w:type="dxa"/>
+          </w:tblCellMar>
+        </w:tblPrEx>
+        <w:trPr>
+          <w:cantSplit/>
+        </w:trPr>
         <w:tc>
           <w:tcPr>
             <w:tcW w:w="2400" w:type="dxa"/>
@@ -470,18 +509,26 @@
           </w:tcPr>
           <w:p>
             <w:r>
-              <w:t>Интерфейс должен корректно работать на компьютере и мобильном телефоне.</w:t>
-            </w:r>
-          </w:p>
-        </w:tc>
-      </w:tr>
-      <w:tr>
-        <w:tblPrEx>
-          <w:tblCellMar>
-            <w:top w:w="0" w:type="dxa"/>
-            <w:bottom w:w="0" w:type="dxa"/>
-          </w:tblCellMar>
-        </w:tblPrEx>
+              <w:rPr>
+                <w:rFonts w:ascii="Times New Roman" w:hAnsi="Times New Roman" w:eastAsia="Times New Roman"/>
+                <w:color w:val="000000"/>
+                <w:sz w:val="20"/>
+              </w:rPr>
+              <w:t>Интерфейс должен корректно отображаться при ширине экрана от 360 до 1920 пикселей и поддерживать две последние основные версии Chrome, Firefox и Edge.</w:t>
+            </w:r>
+          </w:p>
+        </w:tc>
+      </w:tr>
+      <w:tr>
+        <w:tblPrEx>
+          <w:tblCellMar>
+            <w:top w:w="0" w:type="dxa"/>
+            <w:bottom w:w="0" w:type="dxa"/>
+          </w:tblCellMar>
+        </w:tblPrEx>
+        <w:trPr>
+          <w:cantSplit/>
+        </w:trPr>
         <w:tc>
           <w:tcPr>
             <w:tcW w:w="2400" w:type="dxa"/>
@@ -520,6 +567,9 @@
             <w:bottom w:w="0" w:type="dxa"/>
           </w:tblCellMar>
         </w:tblPrEx>
+        <w:trPr>
+          <w:cantSplit/>
+        </w:trPr>
         <w:tc>
           <w:tcPr>
             <w:tcW w:w="2400" w:type="dxa"/>
@@ -562,6 +612,9 @@
             <w:bottom w:w="0" w:type="dxa"/>
           </w:tblCellMar>
         </w:tblPrEx>
+        <w:trPr>
+          <w:cantSplit/>
+        </w:trPr>
         <w:tc>
           <w:tcPr>
             <w:tcW w:w="2400" w:type="dxa"/>
@@ -601,6 +654,9 @@
             <w:bottom w:w="0" w:type="dxa"/>
           </w:tblCellMar>
         </w:tblPrEx>
+        <w:trPr>
+          <w:cantSplit/>
+        </w:trPr>
         <w:tc>
           <w:tcPr>
             <w:tcW w:w="2400" w:type="dxa"/>
@@ -680,6 +736,10 @@
             <w:bottom w:w="0" w:type="dxa"/>
           </w:tblCellMar>
         </w:tblPrEx>
+        <w:trPr>
+          <w:cantSplit/>
+          <w:tblHeader w:val="true"/>
+        </w:trPr>
         <w:tc>
           <w:tcPr>
             <w:tcW w:w="2400" w:type="dxa"/>
@@ -708,6 +768,9 @@
             <w:bottom w:w="0" w:type="dxa"/>
           </w:tblCellMar>
         </w:tblPrEx>
+        <w:trPr>
+          <w:cantSplit/>
+        </w:trPr>
         <w:tc>
           <w:tcPr>
             <w:tcW w:w="2400" w:type="dxa"/>
@@ -736,6 +799,9 @@
             <w:bottom w:w="0" w:type="dxa"/>
           </w:tblCellMar>
         </w:tblPrEx>
+        <w:trPr>
+          <w:cantSplit/>
+        </w:trPr>
         <w:tc>
           <w:tcPr>
             <w:tcW w:w="2400" w:type="dxa"/>
@@ -764,6 +830,9 @@
             <w:bottom w:w="0" w:type="dxa"/>
           </w:tblCellMar>
         </w:tblPrEx>
+        <w:trPr>
+          <w:cantSplit/>
+        </w:trPr>
         <w:tc>
           <w:tcPr>
             <w:tcW w:w="2400" w:type="dxa"/>
@@ -792,6 +861,9 @@
             <w:bottom w:w="0" w:type="dxa"/>
           </w:tblCellMar>
         </w:tblPrEx>
+        <w:trPr>
+          <w:cantSplit/>
+        </w:trPr>
         <w:tc>
           <w:tcPr>
             <w:tcW w:w="2400" w:type="dxa"/>
@@ -820,6 +892,9 @@
             <w:bottom w:w="0" w:type="dxa"/>
           </w:tblCellMar>
         </w:tblPrEx>
+        <w:trPr>
+          <w:cantSplit/>
+        </w:trPr>
         <w:tc>
           <w:tcPr>
             <w:tcW w:w="2400" w:type="dxa"/>
@@ -928,6 +1003,10 @@
             <w:bottom w:w="0" w:type="dxa"/>
           </w:tblCellMar>
         </w:tblPrEx>
+        <w:trPr>
+          <w:cantSplit/>
+          <w:tblHeader w:val="true"/>
+        </w:trPr>
         <w:tc>
           <w:tcPr>
             <w:tcW w:w="2400" w:type="dxa"/>
@@ -956,6 +1035,9 @@
             <w:bottom w:w="0" w:type="dxa"/>
           </w:tblCellMar>
         </w:tblPrEx>
+        <w:trPr>
+          <w:cantSplit/>
+        </w:trPr>
         <w:tc>
           <w:tcPr>
             <w:tcW w:w="2400" w:type="dxa"/>
@@ -984,6 +1066,9 @@
             <w:bottom w:w="0" w:type="dxa"/>
           </w:tblCellMar>
         </w:tblPrEx>
+        <w:trPr>
+          <w:cantSplit/>
+        </w:trPr>
         <w:tc>
           <w:tcPr>
             <w:tcW w:w="2400" w:type="dxa"/>
@@ -1012,6 +1097,9 @@
             <w:bottom w:w="0" w:type="dxa"/>
           </w:tblCellMar>
         </w:tblPrEx>
+        <w:trPr>
+          <w:cantSplit/>
+        </w:trPr>
         <w:tc>
           <w:tcPr>
             <w:tcW w:w="2400" w:type="dxa"/>
@@ -1040,6 +1128,9 @@
             <w:bottom w:w="0" w:type="dxa"/>
           </w:tblCellMar>
         </w:tblPrEx>
+        <w:trPr>
+          <w:cantSplit/>
+        </w:trPr>
         <w:tc>
           <w:tcPr>
             <w:tcW w:w="2400" w:type="dxa"/>
@@ -1068,6 +1159,9 @@
             <w:bottom w:w="0" w:type="dxa"/>
           </w:tblCellMar>
         </w:tblPrEx>
+        <w:trPr>
+          <w:cantSplit/>
+        </w:trPr>
         <w:tc>
           <w:tcPr>
             <w:tcW w:w="2400" w:type="dxa"/>
@@ -1178,6 +1272,10 @@
             <w:bottom w:w="0" w:type="dxa"/>
           </w:tblCellMar>
         </w:tblPrEx>
+        <w:trPr>
+          <w:cantSplit/>
+          <w:tblHeader w:val="true"/>
+        </w:trPr>
         <w:tc>
           <w:tcPr>
             <w:tcW w:w="2400" w:type="dxa"/>
@@ -1206,6 +1304,9 @@
             <w:bottom w:w="0" w:type="dxa"/>
           </w:tblCellMar>
         </w:tblPrEx>
+        <w:trPr>
+          <w:cantSplit/>
+        </w:trPr>
         <w:tc>
           <w:tcPr>
             <w:tcW w:w="2400" w:type="dxa"/>
@@ -1234,6 +1335,9 @@
             <w:bottom w:w="0" w:type="dxa"/>
           </w:tblCellMar>
         </w:tblPrEx>
+        <w:trPr>
+          <w:cantSplit/>
+        </w:trPr>
         <w:tc>
           <w:tcPr>
             <w:tcW w:w="2400" w:type="dxa"/>
@@ -1262,6 +1366,9 @@
             <w:bottom w:w="0" w:type="dxa"/>
           </w:tblCellMar>
         </w:tblPrEx>
+        <w:trPr>
+          <w:cantSplit/>
+        </w:trPr>
         <w:tc>
           <w:tcPr>
             <w:tcW w:w="2400" w:type="dxa"/>
@@ -1290,6 +1397,9 @@
             <w:bottom w:w="0" w:type="dxa"/>
           </w:tblCellMar>
         </w:tblPrEx>
+        <w:trPr>
+          <w:cantSplit/>
+        </w:trPr>
         <w:tc>
           <w:tcPr>
             <w:tcW w:w="2400" w:type="dxa"/>
@@ -1318,6 +1428,9 @@
             <w:bottom w:w="0" w:type="dxa"/>
           </w:tblCellMar>
         </w:tblPrEx>
+        <w:trPr>
+          <w:cantSplit/>
+        </w:trPr>
         <w:tc>
           <w:tcPr>
             <w:tcW w:w="2400" w:type="dxa"/>
@@ -1334,7 +1447,12 @@
           </w:tcPr>
           <w:p>
             <w:r>
-              <w:t>Если заказ не найден или срок возврата истек, система показывает причину отказа.</w:t>
+              <w:rPr>
+                <w:rFonts w:ascii="Times New Roman" w:hAnsi="Times New Roman" w:eastAsia="Times New Roman"/>
+                <w:color w:val="000000"/>
+                <w:sz w:val="20"/>
+              </w:rPr>
+              <w:t>Если заказ не найден, с момента оплаты прошло более 14 календарных дней или цифровой ключ был активирован, система показывает причину отказа.</w:t>
             </w:r>
           </w:p>
         </w:tc>

--- a/docs/02-use-cases/Пользовательские сценарии GameStore.docx
+++ b/docs/02-use-cases/Пользовательские сценарии GameStore.docx
@@ -74,6 +74,11 @@
           </w:tcPr>
           <w:p>
             <w:r>
+              <w:rPr>
+                <w:rFonts w:ascii="Times New Roman" w:hAnsi="Times New Roman" w:eastAsia="Times New Roman"/>
+                <w:color w:val="000000"/>
+                <w:sz w:val="18"/>
+              </w:rPr>
               <w:t>№</w:t>
             </w:r>
           </w:p>
@@ -84,6 +89,11 @@
           </w:tcPr>
           <w:p>
             <w:r>
+              <w:rPr>
+                <w:rFonts w:ascii="Times New Roman" w:hAnsi="Times New Roman" w:eastAsia="Times New Roman"/>
+                <w:color w:val="000000"/>
+                <w:sz w:val="18"/>
+              </w:rPr>
               <w:t>Категория</w:t>
             </w:r>
           </w:p>
@@ -94,6 +104,11 @@
           </w:tcPr>
           <w:p>
             <w:r>
+              <w:rPr>
+                <w:rFonts w:ascii="Times New Roman" w:hAnsi="Times New Roman" w:eastAsia="Times New Roman"/>
+                <w:color w:val="000000"/>
+                <w:sz w:val="18"/>
+              </w:rPr>
               <w:t>Требование</w:t>
             </w:r>
           </w:p>
@@ -115,6 +130,11 @@
           </w:tcPr>
           <w:p>
             <w:r>
+              <w:rPr>
+                <w:rFonts w:ascii="Times New Roman" w:hAnsi="Times New Roman" w:eastAsia="Times New Roman"/>
+                <w:color w:val="000000"/>
+                <w:sz w:val="18"/>
+              </w:rPr>
               <w:t>NFR-01</w:t>
             </w:r>
           </w:p>
@@ -125,6 +145,11 @@
           </w:tcPr>
           <w:p>
             <w:r>
+              <w:rPr>
+                <w:rFonts w:ascii="Times New Roman" w:hAnsi="Times New Roman" w:eastAsia="Times New Roman"/>
+                <w:color w:val="000000"/>
+                <w:sz w:val="18"/>
+              </w:rPr>
               <w:t>Производительность</w:t>
             </w:r>
           </w:p>
@@ -135,6 +160,11 @@
           </w:tcPr>
           <w:p>
             <w:r>
+              <w:rPr>
+                <w:rFonts w:ascii="Times New Roman" w:hAnsi="Times New Roman" w:eastAsia="Times New Roman"/>
+                <w:color w:val="000000"/>
+                <w:sz w:val="18"/>
+              </w:rPr>
               <w:t>Каталог игр должен открываться не дольше чем за 3 секунды при обычной нагрузке.</w:t>
             </w:r>
           </w:p>
@@ -156,6 +186,11 @@
           </w:tcPr>
           <w:p>
             <w:r>
+              <w:rPr>
+                <w:rFonts w:ascii="Times New Roman" w:hAnsi="Times New Roman" w:eastAsia="Times New Roman"/>
+                <w:color w:val="000000"/>
+                <w:sz w:val="18"/>
+              </w:rPr>
               <w:t>NFR-02</w:t>
             </w:r>
           </w:p>
@@ -166,6 +201,11 @@
           </w:tcPr>
           <w:p>
             <w:r>
+              <w:rPr>
+                <w:rFonts w:ascii="Times New Roman" w:hAnsi="Times New Roman" w:eastAsia="Times New Roman"/>
+                <w:color w:val="000000"/>
+                <w:sz w:val="18"/>
+              </w:rPr>
               <w:t>Производительность</w:t>
             </w:r>
           </w:p>
@@ -176,6 +216,11 @@
           </w:tcPr>
           <w:p>
             <w:r>
+              <w:rPr>
+                <w:rFonts w:ascii="Times New Roman" w:hAnsi="Times New Roman" w:eastAsia="Times New Roman"/>
+                <w:color w:val="000000"/>
+                <w:sz w:val="18"/>
+              </w:rPr>
               <w:t>Расчет корзины с промокодом должен выполняться не дольше чем за 2 секунды.</w:t>
             </w:r>
           </w:p>
@@ -197,6 +242,11 @@
           </w:tcPr>
           <w:p>
             <w:r>
+              <w:rPr>
+                <w:rFonts w:ascii="Times New Roman" w:hAnsi="Times New Roman" w:eastAsia="Times New Roman"/>
+                <w:color w:val="000000"/>
+                <w:sz w:val="18"/>
+              </w:rPr>
               <w:t>NFR-03</w:t>
             </w:r>
           </w:p>
@@ -207,6 +257,11 @@
           </w:tcPr>
           <w:p>
             <w:r>
+              <w:rPr>
+                <w:rFonts w:ascii="Times New Roman" w:hAnsi="Times New Roman" w:eastAsia="Times New Roman"/>
+                <w:color w:val="000000"/>
+                <w:sz w:val="18"/>
+              </w:rPr>
               <w:t>Доступность</w:t>
             </w:r>
           </w:p>
@@ -217,6 +272,11 @@
           </w:tcPr>
           <w:p>
             <w:r>
+              <w:rPr>
+                <w:rFonts w:ascii="Times New Roman" w:hAnsi="Times New Roman" w:eastAsia="Times New Roman"/>
+                <w:color w:val="000000"/>
+                <w:sz w:val="18"/>
+              </w:rPr>
               <w:t>Система должна быть доступна не менее 99% времени в месяц, кроме плановых технических работ.</w:t>
             </w:r>
           </w:p>
@@ -238,6 +298,11 @@
           </w:tcPr>
           <w:p>
             <w:r>
+              <w:rPr>
+                <w:rFonts w:ascii="Times New Roman" w:hAnsi="Times New Roman" w:eastAsia="Times New Roman"/>
+                <w:color w:val="000000"/>
+                <w:sz w:val="18"/>
+              </w:rPr>
               <w:t>NFR-04</w:t>
             </w:r>
           </w:p>
@@ -248,6 +313,11 @@
           </w:tcPr>
           <w:p>
             <w:r>
+              <w:rPr>
+                <w:rFonts w:ascii="Times New Roman" w:hAnsi="Times New Roman" w:eastAsia="Times New Roman"/>
+                <w:color w:val="000000"/>
+                <w:sz w:val="18"/>
+              </w:rPr>
               <w:t>Безопасность</w:t>
             </w:r>
           </w:p>
@@ -258,6 +328,11 @@
           </w:tcPr>
           <w:p>
             <w:r>
+              <w:rPr>
+                <w:rFonts w:ascii="Times New Roman" w:hAnsi="Times New Roman" w:eastAsia="Times New Roman"/>
+                <w:color w:val="000000"/>
+                <w:sz w:val="18"/>
+              </w:rPr>
               <w:t>Пароли пользователей должны храниться только в виде криптографического хеша.</w:t>
             </w:r>
           </w:p>
@@ -279,6 +354,11 @@
           </w:tcPr>
           <w:p>
             <w:r>
+              <w:rPr>
+                <w:rFonts w:ascii="Times New Roman" w:hAnsi="Times New Roman" w:eastAsia="Times New Roman"/>
+                <w:color w:val="000000"/>
+                <w:sz w:val="18"/>
+              </w:rPr>
               <w:t>NFR-05</w:t>
             </w:r>
           </w:p>
@@ -289,6 +369,11 @@
           </w:tcPr>
           <w:p>
             <w:r>
+              <w:rPr>
+                <w:rFonts w:ascii="Times New Roman" w:hAnsi="Times New Roman" w:eastAsia="Times New Roman"/>
+                <w:color w:val="000000"/>
+                <w:sz w:val="18"/>
+              </w:rPr>
               <w:t>Безопасность</w:t>
             </w:r>
           </w:p>
@@ -299,27 +384,37 @@
           </w:tcPr>
           <w:p>
             <w:r>
-              <w:t>Цифровые ключи должны храниться в защищенном виде и выдаваться только после подтверждения оплаты.</w:t>
-            </w:r>
-          </w:p>
-        </w:tc>
-      </w:tr>
-      <w:tr>
-        <w:tblPrEx>
-          <w:tblCellMar>
-            <w:top w:w="0" w:type="dxa"/>
-            <w:bottom w:w="0" w:type="dxa"/>
-          </w:tblCellMar>
-        </w:tblPrEx>
-        <w:trPr>
-          <w:cantSplit/>
-        </w:trPr>
-        <w:tc>
-          <w:tcPr>
-            <w:tcW w:w="2400" w:type="dxa"/>
-          </w:tcPr>
-          <w:p>
-            <w:r>
+              <w:rPr>
+                <w:rFonts w:ascii="Times New Roman" w:hAnsi="Times New Roman" w:eastAsia="Times New Roman"/>
+                <w:color w:val="000000"/>
+                <w:sz w:val="18"/>
+              </w:rPr>
+              <w:t>Цифровые ключи должны храниться в зашифрованном виде и раскрываться только владельцу заказа после подтверждения оплаты.</w:t>
+            </w:r>
+          </w:p>
+        </w:tc>
+      </w:tr>
+      <w:tr>
+        <w:tblPrEx>
+          <w:tblCellMar>
+            <w:top w:w="0" w:type="dxa"/>
+            <w:bottom w:w="0" w:type="dxa"/>
+          </w:tblCellMar>
+        </w:tblPrEx>
+        <w:trPr>
+          <w:cantSplit/>
+        </w:trPr>
+        <w:tc>
+          <w:tcPr>
+            <w:tcW w:w="2400" w:type="dxa"/>
+          </w:tcPr>
+          <w:p>
+            <w:r>
+              <w:rPr>
+                <w:rFonts w:ascii="Times New Roman" w:hAnsi="Times New Roman" w:eastAsia="Times New Roman"/>
+                <w:color w:val="000000"/>
+                <w:sz w:val="18"/>
+              </w:rPr>
               <w:t>NFR-06</w:t>
             </w:r>
           </w:p>
@@ -330,6 +425,11 @@
           </w:tcPr>
           <w:p>
             <w:r>
+              <w:rPr>
+                <w:rFonts w:ascii="Times New Roman" w:hAnsi="Times New Roman" w:eastAsia="Times New Roman"/>
+                <w:color w:val="000000"/>
+                <w:sz w:val="18"/>
+              </w:rPr>
               <w:t>Безопасность</w:t>
             </w:r>
           </w:p>
@@ -340,6 +440,11 @@
           </w:tcPr>
           <w:p>
             <w:r>
+              <w:rPr>
+                <w:rFonts w:ascii="Times New Roman" w:hAnsi="Times New Roman" w:eastAsia="Times New Roman"/>
+                <w:color w:val="000000"/>
+                <w:sz w:val="18"/>
+              </w:rPr>
               <w:t>Административная панель должна быть доступна только пользователям с ролью администратора.</w:t>
             </w:r>
           </w:p>
@@ -361,6 +466,11 @@
           </w:tcPr>
           <w:p>
             <w:r>
+              <w:rPr>
+                <w:rFonts w:ascii="Times New Roman" w:hAnsi="Times New Roman" w:eastAsia="Times New Roman"/>
+                <w:color w:val="000000"/>
+                <w:sz w:val="18"/>
+              </w:rPr>
               <w:t>NFR-07</w:t>
             </w:r>
           </w:p>
@@ -371,6 +481,11 @@
           </w:tcPr>
           <w:p>
             <w:r>
+              <w:rPr>
+                <w:rFonts w:ascii="Times New Roman" w:hAnsi="Times New Roman" w:eastAsia="Times New Roman"/>
+                <w:color w:val="000000"/>
+                <w:sz w:val="18"/>
+              </w:rPr>
               <w:t>Надежность</w:t>
             </w:r>
           </w:p>
@@ -381,6 +496,11 @@
           </w:tcPr>
           <w:p>
             <w:r>
+              <w:rPr>
+                <w:rFonts w:ascii="Times New Roman" w:hAnsi="Times New Roman" w:eastAsia="Times New Roman"/>
+                <w:color w:val="000000"/>
+                <w:sz w:val="18"/>
+              </w:rPr>
               <w:t>Система не должна выдавать один и тот же ключ двум разным заказам.</w:t>
             </w:r>
           </w:p>
@@ -402,6 +522,11 @@
           </w:tcPr>
           <w:p>
             <w:r>
+              <w:rPr>
+                <w:rFonts w:ascii="Times New Roman" w:hAnsi="Times New Roman" w:eastAsia="Times New Roman"/>
+                <w:color w:val="000000"/>
+                <w:sz w:val="18"/>
+              </w:rPr>
               <w:t>NFR-08</w:t>
             </w:r>
           </w:p>
@@ -412,6 +537,11 @@
           </w:tcPr>
           <w:p>
             <w:r>
+              <w:rPr>
+                <w:rFonts w:ascii="Times New Roman" w:hAnsi="Times New Roman" w:eastAsia="Times New Roman"/>
+                <w:color w:val="000000"/>
+                <w:sz w:val="18"/>
+              </w:rPr>
               <w:t>Восстановление</w:t>
             </w:r>
           </w:p>
@@ -422,6 +552,11 @@
           </w:tcPr>
           <w:p>
             <w:r>
+              <w:rPr>
+                <w:rFonts w:ascii="Times New Roman" w:hAnsi="Times New Roman" w:eastAsia="Times New Roman"/>
+                <w:color w:val="000000"/>
+                <w:sz w:val="18"/>
+              </w:rPr>
               <w:t>При временном сбое ЮKassa заказ должен сохраняться со статусом «Ожидает оплаты».</w:t>
             </w:r>
           </w:p>
@@ -443,6 +578,11 @@
           </w:tcPr>
           <w:p>
             <w:r>
+              <w:rPr>
+                <w:rFonts w:ascii="Times New Roman" w:hAnsi="Times New Roman" w:eastAsia="Times New Roman"/>
+                <w:color w:val="000000"/>
+                <w:sz w:val="18"/>
+              </w:rPr>
               <w:t>NFR-09</w:t>
             </w:r>
           </w:p>
@@ -453,6 +593,11 @@
           </w:tcPr>
           <w:p>
             <w:r>
+              <w:rPr>
+                <w:rFonts w:ascii="Times New Roman" w:hAnsi="Times New Roman" w:eastAsia="Times New Roman"/>
+                <w:color w:val="000000"/>
+                <w:sz w:val="18"/>
+              </w:rPr>
               <w:t>Удобство</w:t>
             </w:r>
           </w:p>
@@ -466,7 +611,7 @@
               <w:rPr>
                 <w:rFonts w:ascii="Times New Roman" w:hAnsi="Times New Roman" w:eastAsia="Times New Roman"/>
                 <w:color w:val="000000"/>
-                <w:sz w:val="20"/>
+                <w:sz w:val="18"/>
               </w:rPr>
               <w:t>Покупатель должен иметь возможность оформить заказ из корзины не более чем за 5 последовательных действий без обращения к инструкции.</w:t>
             </w:r>
@@ -489,6 +634,11 @@
           </w:tcPr>
           <w:p>
             <w:r>
+              <w:rPr>
+                <w:rFonts w:ascii="Times New Roman" w:hAnsi="Times New Roman" w:eastAsia="Times New Roman"/>
+                <w:color w:val="000000"/>
+                <w:sz w:val="18"/>
+              </w:rPr>
               <w:t>NFR-10</w:t>
             </w:r>
           </w:p>
@@ -499,6 +649,11 @@
           </w:tcPr>
           <w:p>
             <w:r>
+              <w:rPr>
+                <w:rFonts w:ascii="Times New Roman" w:hAnsi="Times New Roman" w:eastAsia="Times New Roman"/>
+                <w:color w:val="000000"/>
+                <w:sz w:val="18"/>
+              </w:rPr>
               <w:t>Совместимость</w:t>
             </w:r>
           </w:p>
@@ -512,7 +667,7 @@
               <w:rPr>
                 <w:rFonts w:ascii="Times New Roman" w:hAnsi="Times New Roman" w:eastAsia="Times New Roman"/>
                 <w:color w:val="000000"/>
-                <w:sz w:val="20"/>
+                <w:sz w:val="18"/>
               </w:rPr>
               <w:t>Интерфейс должен корректно отображаться при ширине экрана от 360 до 1920 пикселей и поддерживать две последние основные версии Chrome, Firefox и Edge.</w:t>
             </w:r>
@@ -535,6 +690,11 @@
           </w:tcPr>
           <w:p>
             <w:r>
+              <w:rPr>
+                <w:rFonts w:ascii="Times New Roman" w:hAnsi="Times New Roman" w:eastAsia="Times New Roman"/>
+                <w:color w:val="000000"/>
+                <w:sz w:val="18"/>
+              </w:rPr>
               <w:t>NFR-11</w:t>
             </w:r>
           </w:p>
@@ -545,6 +705,11 @@
           </w:tcPr>
           <w:p>
             <w:r>
+              <w:rPr>
+                <w:rFonts w:ascii="Times New Roman" w:hAnsi="Times New Roman" w:eastAsia="Times New Roman"/>
+                <w:color w:val="000000"/>
+                <w:sz w:val="18"/>
+              </w:rPr>
               <w:t>Масштабируемость</w:t>
             </w:r>
           </w:p>
@@ -555,6 +720,11 @@
           </w:tcPr>
           <w:p>
             <w:r>
+              <w:rPr>
+                <w:rFonts w:ascii="Times New Roman" w:hAnsi="Times New Roman" w:eastAsia="Times New Roman"/>
+                <w:color w:val="000000"/>
+                <w:sz w:val="18"/>
+              </w:rPr>
               <w:t>Система должна поддерживать одновременную работу не менее 100 пользователей на первом этапе.</w:t>
             </w:r>
           </w:p>
@@ -576,6 +746,11 @@
           </w:tcPr>
           <w:p>
             <w:r>
+              <w:rPr>
+                <w:rFonts w:ascii="Times New Roman" w:hAnsi="Times New Roman" w:eastAsia="Times New Roman"/>
+                <w:color w:val="000000"/>
+                <w:sz w:val="18"/>
+              </w:rPr>
               <w:t>NFR-12</w:t>
             </w:r>
           </w:p>
@@ -586,6 +761,11 @@
           </w:tcPr>
           <w:p>
             <w:r>
+              <w:rPr>
+                <w:rFonts w:ascii="Times New Roman" w:hAnsi="Times New Roman" w:eastAsia="Times New Roman"/>
+                <w:color w:val="000000"/>
+                <w:sz w:val="18"/>
+              </w:rPr>
               <w:t>Сопровождаемость</w:t>
             </w:r>
           </w:p>
@@ -596,9 +776,19 @@
           </w:tcPr>
           <w:p>
             <w:r>
+              <w:rPr>
+                <w:rFonts w:ascii="Times New Roman" w:hAnsi="Times New Roman" w:eastAsia="Times New Roman"/>
+                <w:color w:val="000000"/>
+                <w:sz w:val="18"/>
+              </w:rPr>
               <w:t xml:space="preserve">Каталог, заказы, платежи, ключи, отзывы и возвраты </w:t>
             </w:r>
             <w:r>
+              <w:rPr>
+                <w:rFonts w:ascii="Times New Roman" w:hAnsi="Times New Roman" w:eastAsia="Times New Roman"/>
+                <w:color w:val="000000"/>
+                <w:sz w:val="18"/>
+              </w:rPr>
               <w:lastRenderedPageBreak/>
               <w:t>должны быть разделены на отдельные модули.</w:t>
             </w:r>
@@ -621,6 +811,11 @@
           </w:tcPr>
           <w:p>
             <w:r>
+              <w:rPr>
+                <w:rFonts w:ascii="Times New Roman" w:hAnsi="Times New Roman" w:eastAsia="Times New Roman"/>
+                <w:color w:val="000000"/>
+                <w:sz w:val="18"/>
+              </w:rPr>
               <w:lastRenderedPageBreak/>
               <w:t>NFR-13</w:t>
             </w:r>
@@ -632,6 +827,11 @@
           </w:tcPr>
           <w:p>
             <w:r>
+              <w:rPr>
+                <w:rFonts w:ascii="Times New Roman" w:hAnsi="Times New Roman" w:eastAsia="Times New Roman"/>
+                <w:color w:val="000000"/>
+                <w:sz w:val="18"/>
+              </w:rPr>
               <w:t>Контролируемость</w:t>
             </w:r>
           </w:p>
@@ -642,6 +842,11 @@
           </w:tcPr>
           <w:p>
             <w:r>
+              <w:rPr>
+                <w:rFonts w:ascii="Times New Roman" w:hAnsi="Times New Roman" w:eastAsia="Times New Roman"/>
+                <w:color w:val="000000"/>
+                <w:sz w:val="18"/>
+              </w:rPr>
               <w:t>Система должна вести журнал входов, оплат, выдачи ключей, применения промокодов и действий администратора.</w:t>
             </w:r>
           </w:p>
@@ -663,6 +868,11 @@
           </w:tcPr>
           <w:p>
             <w:r>
+              <w:rPr>
+                <w:rFonts w:ascii="Times New Roman" w:hAnsi="Times New Roman" w:eastAsia="Times New Roman"/>
+                <w:color w:val="000000"/>
+                <w:sz w:val="18"/>
+              </w:rPr>
               <w:t>NFR-14</w:t>
             </w:r>
           </w:p>
@@ -673,6 +883,11 @@
           </w:tcPr>
           <w:p>
             <w:r>
+              <w:rPr>
+                <w:rFonts w:ascii="Times New Roman" w:hAnsi="Times New Roman" w:eastAsia="Times New Roman"/>
+                <w:color w:val="000000"/>
+                <w:sz w:val="18"/>
+              </w:rPr>
               <w:t>Правовая корректность</w:t>
             </w:r>
           </w:p>
@@ -683,7 +898,262 @@
           </w:tcPr>
           <w:p>
             <w:r>
+              <w:rPr>
+                <w:rFonts w:ascii="Times New Roman" w:hAnsi="Times New Roman" w:eastAsia="Times New Roman"/>
+                <w:color w:val="000000"/>
+                <w:sz w:val="18"/>
+              </w:rPr>
               <w:t>Изображения и описания игр должны добавляться с учетом авторских прав и правил правообладателей.</w:t>
+            </w:r>
+          </w:p>
+        </w:tc>
+      </w:tr>
+      <w:tr>
+        <w:trPr>
+          <w:cantSplit/>
+        </w:trPr>
+        <w:tc>
+          <w:tcPr>
+            <w:tcW w:type="dxa" w:w="2400"/>
+          </w:tcPr>
+          <w:p>
+            <w:r>
+              <w:rPr>
+                <w:rFonts w:ascii="Times New Roman" w:hAnsi="Times New Roman" w:eastAsia="Times New Roman"/>
+                <w:color w:val="000000"/>
+                <w:sz w:val="18"/>
+              </w:rPr>
+              <w:t>NFR-15</w:t>
+            </w:r>
+          </w:p>
+        </w:tc>
+        <w:tc>
+          <w:tcPr>
+            <w:tcW w:type="dxa" w:w="2400"/>
+          </w:tcPr>
+          <w:p>
+            <w:r>
+              <w:rPr>
+                <w:rFonts w:ascii="Times New Roman" w:hAnsi="Times New Roman" w:eastAsia="Times New Roman"/>
+                <w:color w:val="000000"/>
+                <w:sz w:val="18"/>
+              </w:rPr>
+              <w:t>Безопасность</w:t>
+            </w:r>
+          </w:p>
+        </w:tc>
+        <w:tc>
+          <w:tcPr>
+            <w:tcW w:type="dxa" w:w="5406"/>
+          </w:tcPr>
+          <w:p>
+            <w:r>
+              <w:rPr>
+                <w:rFonts w:ascii="Times New Roman" w:hAnsi="Times New Roman" w:eastAsia="Times New Roman"/>
+                <w:color w:val="000000"/>
+                <w:sz w:val="18"/>
+              </w:rPr>
+              <w:t>После 5 неудачных попыток входа в учетную запись администратора или менеджера поддержки за 10 минут система должна заблокировать новые попытки на 15 минут и записать событие в журнал безопасности.</w:t>
+            </w:r>
+          </w:p>
+        </w:tc>
+      </w:tr>
+      <w:tr>
+        <w:trPr>
+          <w:cantSplit/>
+        </w:trPr>
+        <w:tc>
+          <w:tcPr>
+            <w:tcW w:type="dxa" w:w="2400"/>
+          </w:tcPr>
+          <w:p>
+            <w:r>
+              <w:rPr>
+                <w:rFonts w:ascii="Times New Roman" w:hAnsi="Times New Roman" w:eastAsia="Times New Roman"/>
+                <w:color w:val="000000"/>
+                <w:sz w:val="18"/>
+              </w:rPr>
+              <w:t>NFR-16</w:t>
+            </w:r>
+          </w:p>
+        </w:tc>
+        <w:tc>
+          <w:tcPr>
+            <w:tcW w:type="dxa" w:w="2400"/>
+          </w:tcPr>
+          <w:p>
+            <w:r>
+              <w:rPr>
+                <w:rFonts w:ascii="Times New Roman" w:hAnsi="Times New Roman" w:eastAsia="Times New Roman"/>
+                <w:color w:val="000000"/>
+                <w:sz w:val="18"/>
+              </w:rPr>
+              <w:t>Авторизация</w:t>
+            </w:r>
+          </w:p>
+        </w:tc>
+        <w:tc>
+          <w:tcPr>
+            <w:tcW w:type="dxa" w:w="5406"/>
+          </w:tcPr>
+          <w:p>
+            <w:r>
+              <w:rPr>
+                <w:rFonts w:ascii="Times New Roman" w:hAnsi="Times New Roman" w:eastAsia="Times New Roman"/>
+                <w:color w:val="000000"/>
+                <w:sz w:val="18"/>
+              </w:rPr>
+              <w:t>При каждом запросе к заказу, библиотеке, цифровому ключу или возврату Backend API должен проверять владельца объекта либо разрешенную роль; при несоответствии система должна возвращать отказ в доступе.</w:t>
+            </w:r>
+          </w:p>
+        </w:tc>
+      </w:tr>
+      <w:tr>
+        <w:trPr>
+          <w:cantSplit/>
+        </w:trPr>
+        <w:tc>
+          <w:tcPr>
+            <w:tcW w:type="dxa" w:w="2400"/>
+          </w:tcPr>
+          <w:p>
+            <w:r>
+              <w:rPr>
+                <w:rFonts w:ascii="Times New Roman" w:hAnsi="Times New Roman" w:eastAsia="Times New Roman"/>
+                <w:color w:val="000000"/>
+                <w:sz w:val="18"/>
+              </w:rPr>
+              <w:t>NFR-17</w:t>
+            </w:r>
+          </w:p>
+        </w:tc>
+        <w:tc>
+          <w:tcPr>
+            <w:tcW w:type="dxa" w:w="2400"/>
+          </w:tcPr>
+          <w:p>
+            <w:r>
+              <w:rPr>
+                <w:rFonts w:ascii="Times New Roman" w:hAnsi="Times New Roman" w:eastAsia="Times New Roman"/>
+                <w:color w:val="000000"/>
+                <w:sz w:val="18"/>
+              </w:rPr>
+              <w:t>Интеграция</w:t>
+            </w:r>
+          </w:p>
+        </w:tc>
+        <w:tc>
+          <w:tcPr>
+            <w:tcW w:type="dxa" w:w="5406"/>
+          </w:tcPr>
+          <w:p>
+            <w:r>
+              <w:rPr>
+                <w:rFonts w:ascii="Times New Roman" w:hAnsi="Times New Roman" w:eastAsia="Times New Roman"/>
+                <w:color w:val="000000"/>
+                <w:sz w:val="18"/>
+              </w:rPr>
+              <w:t>Модуль платежей должен принимать callback ЮKassa только после проверки его подлинности и обрабатывать повторное событие с тем же идентификатором без повторной выдачи ключа.</w:t>
+            </w:r>
+          </w:p>
+        </w:tc>
+      </w:tr>
+      <w:tr>
+        <w:trPr>
+          <w:cantSplit/>
+        </w:trPr>
+        <w:tc>
+          <w:tcPr>
+            <w:tcW w:type="dxa" w:w="2400"/>
+          </w:tcPr>
+          <w:p>
+            <w:r>
+              <w:rPr>
+                <w:rFonts w:ascii="Times New Roman" w:hAnsi="Times New Roman" w:eastAsia="Times New Roman"/>
+                <w:color w:val="000000"/>
+                <w:sz w:val="18"/>
+              </w:rPr>
+              <w:t>NFR-18</w:t>
+            </w:r>
+          </w:p>
+        </w:tc>
+        <w:tc>
+          <w:tcPr>
+            <w:tcW w:type="dxa" w:w="2400"/>
+          </w:tcPr>
+          <w:p>
+            <w:r>
+              <w:rPr>
+                <w:rFonts w:ascii="Times New Roman" w:hAnsi="Times New Roman" w:eastAsia="Times New Roman"/>
+                <w:color w:val="000000"/>
+                <w:sz w:val="18"/>
+              </w:rPr>
+              <w:t>Защита данных</w:t>
+            </w:r>
+          </w:p>
+        </w:tc>
+        <w:tc>
+          <w:tcPr>
+            <w:tcW w:type="dxa" w:w="5406"/>
+          </w:tcPr>
+          <w:p>
+            <w:r>
+              <w:rPr>
+                <w:rFonts w:ascii="Times New Roman" w:hAnsi="Times New Roman" w:eastAsia="Times New Roman"/>
+                <w:color w:val="000000"/>
+                <w:sz w:val="18"/>
+              </w:rPr>
+              <w:t>Передача учетных, персональных и платежных данных должна выполняться по TLS 1.2 или выше, а доступ к рабочей базе данных должен выдаваться по принципу минимальных привилегий.</w:t>
+            </w:r>
+          </w:p>
+        </w:tc>
+      </w:tr>
+      <w:tr>
+        <w:trPr>
+          <w:cantSplit/>
+        </w:trPr>
+        <w:tc>
+          <w:tcPr>
+            <w:tcW w:type="dxa" w:w="2400"/>
+          </w:tcPr>
+          <w:p>
+            <w:r>
+              <w:rPr>
+                <w:rFonts w:ascii="Times New Roman" w:hAnsi="Times New Roman" w:eastAsia="Times New Roman"/>
+                <w:color w:val="000000"/>
+                <w:sz w:val="18"/>
+              </w:rPr>
+              <w:t>NFR-19</w:t>
+            </w:r>
+          </w:p>
+        </w:tc>
+        <w:tc>
+          <w:tcPr>
+            <w:tcW w:type="dxa" w:w="2400"/>
+          </w:tcPr>
+          <w:p>
+            <w:r>
+              <w:rPr>
+                <w:rFonts w:ascii="Times New Roman" w:hAnsi="Times New Roman" w:eastAsia="Times New Roman"/>
+                <w:color w:val="000000"/>
+                <w:sz w:val="18"/>
+              </w:rPr>
+              <w:t>Восстановление</w:t>
+            </w:r>
+          </w:p>
+        </w:tc>
+        <w:tc>
+          <w:tcPr>
+            <w:tcW w:type="dxa" w:w="5406"/>
+          </w:tcPr>
+          <w:p>
+            <w:r>
+              <w:rPr>
+                <w:rFonts w:ascii="Times New Roman" w:hAnsi="Times New Roman" w:eastAsia="Times New Roman"/>
+                <w:color w:val="000000"/>
+                <w:sz w:val="18"/>
+              </w:rPr>
+              <w:t>Система должна создавать зашифрованную резервную копию базы данных не реже одного раза в сутки, хранить копии 30 дней и не реже одного раза в месяц проверять восстановление с RPO не более 24 часов и RTO не более 4 часов.</w:t>
             </w:r>
           </w:p>
         </w:tc>
